--- a/patent/docx/02_quantitative_ai_result_visualization.docx
+++ b/patent/docx/02_quantitative_ai_result_visualization.docx
@@ -208,7 +208,226 @@
         <w:pStyle w:val="Heading1"/>
       </w:pPr>
       <w:r>
-        <w:t xml:space="preserve">6. 동작 절차</w:t>
+        <w:t xml:space="preserve">6. 병리 특화 실시간 표시 구체화</w:t>
+      </w:r>
+    </w:p>
+    <w:p>
+      <w:pPr>
+        <w:pStyle w:val="Heading2"/>
+      </w:pPr>
+      <w:r>
+        <w:t xml:space="preserve">6.1 Cell 수 규모별 단계적 표현</w:t>
+      </w:r>
+    </w:p>
+    <w:p>
+      <w:r>
+        <w:t xml:space="preserve">AI result 수가 수십만~수백만 개에 이르는 경우, viewer는 모든 cell을 동일 방식으로 표시하지 않고 zoom level과 viewport density에 따라 표현 방식을 전환한다.</w:t>
+      </w:r>
+    </w:p>
+    <w:tbl>
+      <w:tblPr>
+        <w:tblW w:w="0" w:type="auto"/>
+        <w:tblBorders>
+          <w:top w:val="single" w:sz="4" w:space="0" w:color="777777"/>
+          <w:left w:val="single" w:sz="4" w:space="0" w:color="777777"/>
+          <w:bottom w:val="single" w:sz="4" w:space="0" w:color="777777"/>
+          <w:right w:val="single" w:sz="4" w:space="0" w:color="777777"/>
+          <w:insideH w:val="single" w:sz="4" w:space="0" w:color="777777"/>
+          <w:insideV w:val="single" w:sz="4" w:space="0" w:color="777777"/>
+        </w:tblBorders>
+      </w:tblPr>
+      <w:tblGrid>
+        <w:gridCol w:w="2400"/>
+        <w:gridCol w:w="2400"/>
+        <w:gridCol w:w="2400"/>
+      </w:tblGrid>
+      <w:tr>
+        <w:tc>
+          <w:tcPr>
+            <w:tcW w:w="2400" w:type="dxa"/>
+          </w:tcPr>
+          <w:p>
+            <w:r>
+              <w:t xml:space="preserve">상태</w:t>
+            </w:r>
+          </w:p>
+        </w:tc>
+        <w:tc>
+          <w:tcPr>
+            <w:tcW w:w="2400" w:type="dxa"/>
+          </w:tcPr>
+          <w:p>
+            <w:r>
+              <w:t xml:space="preserve">표시 방식</w:t>
+            </w:r>
+          </w:p>
+        </w:tc>
+        <w:tc>
+          <w:tcPr>
+            <w:tcW w:w="2400" w:type="dxa"/>
+          </w:tcPr>
+          <w:p>
+            <w:r>
+              <w:t xml:space="preserve">목적</w:t>
+            </w:r>
+          </w:p>
+        </w:tc>
+      </w:tr>
+      <w:tr>
+        <w:tc>
+          <w:tcPr>
+            <w:tcW w:w="2400" w:type="dxa"/>
+          </w:tcPr>
+          <w:p>
+            <w:r>
+              <w:t xml:space="preserve">낮은 배율 또는 넓은 viewport</w:t>
+            </w:r>
+          </w:p>
+        </w:tc>
+        <w:tc>
+          <w:tcPr>
+            <w:tcW w:w="2400" w:type="dxa"/>
+          </w:tcPr>
+          <w:p>
+            <w:r>
+              <w:t xml:space="preserve">aggregate count, density heatmap, biomarker score map</w:t>
+            </w:r>
+          </w:p>
+        </w:tc>
+        <w:tc>
+          <w:tcPr>
+            <w:tcW w:w="2400" w:type="dxa"/>
+          </w:tcPr>
+          <w:p>
+            <w:r>
+              <w:t xml:space="preserve">전체 분포 파악</w:t>
+            </w:r>
+          </w:p>
+        </w:tc>
+      </w:tr>
+      <w:tr>
+        <w:tc>
+          <w:tcPr>
+            <w:tcW w:w="2400" w:type="dxa"/>
+          </w:tcPr>
+          <w:p>
+            <w:r>
+              <w:t xml:space="preserve">중간 배율</w:t>
+            </w:r>
+          </w:p>
+        </w:tc>
+        <w:tc>
+          <w:tcPr>
+            <w:tcW w:w="2400" w:type="dxa"/>
+          </w:tcPr>
+          <w:p>
+            <w:r>
+              <w:t xml:space="preserve">class별 point marker, patch boundary, selected heatmap</w:t>
+            </w:r>
+          </w:p>
+        </w:tc>
+        <w:tc>
+          <w:tcPr>
+            <w:tcW w:w="2400" w:type="dxa"/>
+          </w:tcPr>
+          <w:p>
+            <w:r>
+              <w:t xml:space="preserve">관심 영역 탐색</w:t>
+            </w:r>
+          </w:p>
+        </w:tc>
+      </w:tr>
+      <w:tr>
+        <w:tc>
+          <w:tcPr>
+            <w:tcW w:w="2400" w:type="dxa"/>
+          </w:tcPr>
+          <w:p>
+            <w:r>
+              <w:t xml:space="preserve">높은 배율</w:t>
+            </w:r>
+          </w:p>
+        </w:tc>
+        <w:tc>
+          <w:tcPr>
+            <w:tcW w:w="2400" w:type="dxa"/>
+          </w:tcPr>
+          <w:p>
+            <w:r>
+              <w:t xml:space="preserve">cell bounding box, nucleus point, confidence label</w:t>
+            </w:r>
+          </w:p>
+        </w:tc>
+        <w:tc>
+          <w:tcPr>
+            <w:tcW w:w="2400" w:type="dxa"/>
+          </w:tcPr>
+          <w:p>
+            <w:r>
+              <w:t xml:space="preserve">개별 cell 검수</w:t>
+            </w:r>
+          </w:p>
+        </w:tc>
+      </w:tr>
+    </w:tbl>
+    <w:p>
+      <w:pPr>
+        <w:pStyle w:val="Heading2"/>
+      </w:pPr>
+      <w:r>
+        <w:t xml:space="preserve">6.2 Patch, cell, heatmap, biomarker score 연동</w:t>
+      </w:r>
+    </w:p>
+    <w:p>
+      <w:r>
+        <w:t xml:space="preserve">각 AI result는 patch id, WSI coordinate, class id, confidence, biomarker score를 포함한다. viewer는 patch boundary, cell overlay, heatmap tile, score summary를 동일 viewport 상태에서 동기화하여 표시한다. 사용자가 특정 patch를 선택하면 해당 patch에 포함된 cell result와 biomarker score가 함께 강조된다.</w:t>
+      </w:r>
+    </w:p>
+    <w:p>
+      <w:pPr>
+        <w:pStyle w:val="Heading2"/>
+      </w:pPr>
+      <w:r>
+        <w:t xml:space="preserve">6.3 Index 재생성 없는 filtering</w:t>
+      </w:r>
+    </w:p>
+    <w:p>
+      <w:r>
+        <w:t xml:space="preserve">confidence threshold 또는 class visibility가 변경되어도 spatial index를 재생성하지 않는다. spatial index는 좌표 기반 bucket만 유지하고, rendering 시점에 threshold, class visibility, hidden state 조건을 적용한다. 따라서 filter 변경은 전체 index rebuild 없이 canvas redraw만으로 처리된다.</w:t>
+      </w:r>
+    </w:p>
+    <w:p>
+      <w:pPr>
+        <w:pStyle w:val="Heading2"/>
+      </w:pPr>
+      <w:r>
+        <w:t xml:space="preserve">6.4 사용자 correction 결과의 부분 index update</w:t>
+      </w:r>
+    </w:p>
+    <w:p>
+      <w:r>
+        <w:t xml:space="preserve">사용자가 cell을 이동하거나 추가/삭제하면 전체 spatial index를 재생성하지 않고 해당 cell이 속한 bucket만 갱신한다. cell 위치가 변경된 경우 이전 bucket에서 제거하고 새 bucket에 삽입한다. class 또는 confidence만 변경된 경우에는 coordinate bucket은 유지하고 result attribute만 갱신한다.</w:t>
+      </w:r>
+    </w:p>
+    <w:p>
+      <w:pPr>
+        <w:pStyle w:val="Heading2"/>
+      </w:pPr>
+      <w:r>
+        <w:t xml:space="preserve">6.5 병리 판독용 표시 제어</w:t>
+      </w:r>
+    </w:p>
+    <w:p>
+      <w:r>
+        <w:t xml:space="preserve">병리 viewer에서는 단순 marker 표시 외에도 marker가 tissue 구조를 가리지 않도록 opacity, stroke width, class color, hidden cell display mode, selected patch 강조, heatmap alpha를 조절한다. 또한 AI 결과와 사용자 correction 결과를 서로 다른 visual style로 표시하여 판독자가 원본 AI output과 human correction을 구분할 수 있게 한다.</w:t>
+      </w:r>
+    </w:p>
+    <w:p>
+      <w:pPr>
+        <w:pStyle w:val="Heading1"/>
+      </w:pPr>
+      <w:r>
+        <w:t xml:space="preserve">7. 동작 절차</w:t>
       </w:r>
     </w:p>
     <w:p>
@@ -293,7 +512,7 @@
         <w:pStyle w:val="Heading1"/>
       </w:pPr>
       <w:r>
-        <w:t xml:space="preserve">7. 효과</w:t>
+        <w:t xml:space="preserve">8. 효과</w:t>
       </w:r>
     </w:p>
     <w:p>
@@ -345,7 +564,7 @@
         <w:pStyle w:val="Heading1"/>
       </w:pPr>
       <w:r>
-        <w:t xml:space="preserve">8. 청구항 초안</w:t>
+        <w:t xml:space="preserve">9. 청구항 초안</w:t>
       </w:r>
     </w:p>
     <w:p>
@@ -429,7 +648,7 @@
         <w:pStyle w:val="Heading1"/>
       </w:pPr>
       <w:r>
-        <w:t xml:space="preserve">9. 선행기술 대비 차별 포인트</w:t>
+        <w:t xml:space="preserve">10. 선행기술 대비 차별 포인트</w:t>
       </w:r>
     </w:p>
     <w:p>
